--- a/downloads/handouts/Unit 06/Handout 06.01 - Farm to Plate Path Cards.docx
+++ b/downloads/handouts/Unit 06/Handout 06.01 - Farm to Plate Path Cards.docx
@@ -143,7 +143,7 @@
               <w:jc w:val="left"/>
             </w:pPr>
             <w:r>
-              <w:t xml:space="preserve">A dairy farm keeps about 120 cows. Each one eats about 100 pounds of feed a day and drinks a bathtub of water. Job: dairy farmer, herd manager. Time: every day, all year. Cost share: about 30 cents of the final price.</w:t>
+              <w:t xml:space="preserve">A dairy farm keeps about 120 cows. Each one eats about 100 pounds of feed a day and drinks about a bathtub of water. Job: dairy farmer, herd manager. Time: every day, all year. Cost share (the part of the price that pays for this step): about 30 cents of the final price.</w:t>
             </w:r>
           </w:p>
         </w:tc>
@@ -200,7 +200,7 @@
               <w:jc w:val="left"/>
             </w:pPr>
             <w:r>
-              <w:t xml:space="preserve">A tanker truck brings the milk to a plant. It is tested, pasteurized (heated to kill bacteria, then cooled fast), and separated by fat content. Job: plant operator, quality lab technician. Time: same day. Cost share: about 45 cents.</w:t>
+              <w:t xml:space="preserve">A tanker truck brings the milk to a plant. It is tested and pasteurized (heated to kill germs, then cooled fast). Then it is split into whole, 2 percent, and skim. Job: plant operator, quality lab technician. Time: same day. Cost share: about 45 cents.</w:t>
             </w:r>
             <w:r>
               <w:t xml:space="preserve"> </w:t>
@@ -1364,7 +1364,7 @@
               <w:jc w:val="left"/>
             </w:pPr>
             <w:r>
-              <w:t xml:space="preserve">Trim and breast meat are ground, mixed with water, salt, and binders, formed into nugget shapes, coated in batter and breading, par-fried for seconds to set the coating, then fully cooked. Job: formulation technician, line operator, food scientist. Time: 1 day. Cost share: about 30 percent.</w:t>
+              <w:t xml:space="preserve">Trim and breast meat are ground and mixed with water, salt, and binders (things that hold it together). The mix is formed into nugget shapes and coated in batter and breading. It is fried for a few seconds to set the coating, then fully cooked. Job: formulation technician, line operator, food scientist. Time: 1 day. Cost share: about 30 percent.</w:t>
             </w:r>
             <w:r>
               <w:t xml:space="preserve"> </w:t>
@@ -2074,7 +2074,7 @@
         <w:pStyle w:val="FirstParagraph"/>
       </w:pPr>
       <w:r>
-        <w:t xml:space="preserve">Mark your wall path with a</w:t>
+        <w:t xml:space="preserve">Go to your wall path. Put a</w:t>
       </w:r>
       <w:r>
         <w:t xml:space="preserve"> </w:t>
@@ -2089,7 +2089,7 @@
         <w:t xml:space="preserve"> </w:t>
       </w:r>
       <w:r>
-        <w:t xml:space="preserve">on the longest step and a</w:t>
+        <w:t xml:space="preserve">on the step that takes the longest. Put a</w:t>
       </w:r>
       <w:r>
         <w:t xml:space="preserve"> </w:t>
@@ -2402,15 +2402,29 @@
         <w:pStyle w:val="FirstParagraph"/>
       </w:pPr>
       <w:r>
-        <w:t xml:space="preserve">Cut out ten blank cards and fill them in for a food of your own choice (a can of soup, a bag of salad, a bottle of juice, a box of cereal). Use the same ten step names. For each card, write one job, one time estimate, and one guess at the cost share. Then answer:</w:t>
-      </w:r>
-    </w:p>
-    <w:p>
-      <w:pPr>
-        <w:pStyle w:val="BodyText"/>
-      </w:pPr>
-      <w:r>
-        <w:t xml:space="preserve">If you could change one step to lower the price of your food, which step, and who would pay for that change instead?</w:t>
+        <w:t xml:space="preserve">Pick a food of your own (a can of soup, a bag of salad, a bottle of juice, a box of cereal). Cut out the ten blank cards below and fill them in for that food. Use the same ten step names. On each card, write one job, one guess at the time, and one guess at the cost share. Then answer:</w:t>
+      </w:r>
+    </w:p>
+    <w:p>
+      <w:pPr>
+        <w:numPr>
+          <w:ilvl w:val="0"/>
+          <w:numId w:val="1002"/>
+        </w:numPr>
+      </w:pPr>
+      <w:r>
+        <w:t xml:space="preserve">If you could change one step to lower the price of your food, which step would it be?</w:t>
+      </w:r>
+    </w:p>
+    <w:p>
+      <w:pPr>
+        <w:numPr>
+          <w:ilvl w:val="0"/>
+          <w:numId w:val="1002"/>
+        </w:numPr>
+      </w:pPr>
+      <w:r>
+        <w:t xml:space="preserve">Who would pay for that change instead?</w:t>
       </w:r>
     </w:p>
     <w:tbl>
@@ -2868,11 +2882,153 @@
       </w:pPr>
     </w:lvl>
   </w:abstractNum>
+  <w:abstractNum w:abstractNumId="99731">
+    <w:nsid w:val="71315dca"/>
+    <w:multiLevelType w:val="multilevel"/>
+    <w:lvl w:ilvl="0">
+      <w:start w:val="1"/>
+      <w:numFmt w:val="lowerLetter"/>
+      <w:lvlText w:val="(%1)"/>
+      <w:lvlJc w:val="left"/>
+      <w:pPr>
+        <w:tabs>
+          <w:tab w:val="num" w:pos="0"/>
+        </w:tabs>
+        <w:ind w:left="480" w:hanging="480"/>
+      </w:pPr>
+    </w:lvl>
+    <w:lvl w:ilvl="1">
+      <w:start w:val="1"/>
+      <w:numFmt w:val="lowerLetter"/>
+      <w:lvlText w:val="(%2)"/>
+      <w:lvlJc w:val="left"/>
+      <w:pPr>
+        <w:tabs>
+          <w:tab w:val="num" w:pos="720"/>
+        </w:tabs>
+        <w:ind w:left="1200" w:hanging="480"/>
+      </w:pPr>
+    </w:lvl>
+    <w:lvl w:ilvl="2">
+      <w:start w:val="1"/>
+      <w:numFmt w:val="lowerLetter"/>
+      <w:lvlText w:val="(%3)"/>
+      <w:lvlJc w:val="left"/>
+      <w:pPr>
+        <w:tabs>
+          <w:tab w:val="num" w:pos="1440"/>
+        </w:tabs>
+        <w:ind w:left="1920" w:hanging="480"/>
+      </w:pPr>
+    </w:lvl>
+    <w:lvl w:ilvl="3">
+      <w:start w:val="1"/>
+      <w:numFmt w:val="lowerLetter"/>
+      <w:lvlText w:val="(%4)"/>
+      <w:lvlJc w:val="left"/>
+      <w:pPr>
+        <w:tabs>
+          <w:tab w:val="num" w:pos="2160"/>
+        </w:tabs>
+        <w:ind w:left="2640" w:hanging="480"/>
+      </w:pPr>
+    </w:lvl>
+    <w:lvl w:ilvl="4">
+      <w:start w:val="1"/>
+      <w:numFmt w:val="lowerLetter"/>
+      <w:lvlText w:val="(%5)"/>
+      <w:lvlJc w:val="left"/>
+      <w:pPr>
+        <w:tabs>
+          <w:tab w:val="num" w:pos="2880"/>
+        </w:tabs>
+        <w:ind w:left="3360" w:hanging="480"/>
+      </w:pPr>
+    </w:lvl>
+    <w:lvl w:ilvl="5">
+      <w:start w:val="1"/>
+      <w:numFmt w:val="lowerLetter"/>
+      <w:lvlText w:val="(%6)"/>
+      <w:lvlJc w:val="left"/>
+      <w:pPr>
+        <w:tabs>
+          <w:tab w:val="num" w:pos="3600"/>
+        </w:tabs>
+        <w:ind w:left="4080" w:hanging="480"/>
+      </w:pPr>
+    </w:lvl>
+    <w:lvl w:ilvl="6">
+      <w:start w:val="1"/>
+      <w:numFmt w:val="lowerLetter"/>
+      <w:lvlText w:val="(%7)"/>
+      <w:lvlJc w:val="left"/>
+      <w:pPr>
+        <w:tabs>
+          <w:tab w:val="num" w:pos="4320"/>
+        </w:tabs>
+        <w:ind w:left="4800" w:hanging="480"/>
+      </w:pPr>
+    </w:lvl>
+    <w:lvl w:ilvl="7">
+      <w:start w:val="1"/>
+      <w:numFmt w:val="lowerLetter"/>
+      <w:lvlText w:val="(%8)"/>
+      <w:lvlJc w:val="left"/>
+      <w:pPr>
+        <w:tabs>
+          <w:tab w:val="num" w:pos="5040"/>
+        </w:tabs>
+        <w:ind w:left="5520" w:hanging="480"/>
+      </w:pPr>
+    </w:lvl>
+    <w:lvl w:ilvl="8">
+      <w:start w:val="1"/>
+      <w:numFmt w:val="lowerLetter"/>
+      <w:lvlText w:val="(%9)"/>
+      <w:lvlJc w:val="left"/>
+      <w:pPr>
+        <w:tabs>
+          <w:tab w:val="num" w:pos="5760"/>
+        </w:tabs>
+        <w:ind w:left="6240" w:hanging="480"/>
+      </w:pPr>
+    </w:lvl>
+  </w:abstractNum>
   <w:num w:numId="1000">
     <w:abstractNumId w:val="990"/>
   </w:num>
   <w:num w:numId="1001">
     <w:abstractNumId w:val="99411"/>
+    <w:lvlOverride w:ilvl="0">
+      <w:startOverride w:val="1"/>
+    </w:lvlOverride>
+    <w:lvlOverride w:ilvl="1">
+      <w:startOverride w:val="1"/>
+    </w:lvlOverride>
+    <w:lvlOverride w:ilvl="2">
+      <w:startOverride w:val="1"/>
+    </w:lvlOverride>
+    <w:lvlOverride w:ilvl="3">
+      <w:startOverride w:val="1"/>
+    </w:lvlOverride>
+    <w:lvlOverride w:ilvl="4">
+      <w:startOverride w:val="1"/>
+    </w:lvlOverride>
+    <w:lvlOverride w:ilvl="5">
+      <w:startOverride w:val="1"/>
+    </w:lvlOverride>
+    <w:lvlOverride w:ilvl="6">
+      <w:startOverride w:val="1"/>
+    </w:lvlOverride>
+    <w:lvlOverride w:ilvl="7">
+      <w:startOverride w:val="1"/>
+    </w:lvlOverride>
+    <w:lvlOverride w:ilvl="8">
+      <w:startOverride w:val="1"/>
+    </w:lvlOverride>
+  </w:num>
+  <w:num w:numId="1002">
+    <w:abstractNumId w:val="99731"/>
     <w:lvlOverride w:ilvl="0">
       <w:startOverride w:val="1"/>
     </w:lvlOverride>
